--- a/products-storage/04-polnyy-komplekt-pto/01-30-bazovye-pakety/01-zakrytie-rabot/00-INSTRUKCIYA.docx
+++ b/products-storage/04-polnyy-komplekt-pto/01-30-bazovye-pakety/01-zakrytie-rabot/00-INSTRUKCIYA.docx
@@ -86,13 +86,23 @@
         <w:gridCol w:w="3120"/>
       </w:tblGrid>
       <w:tr>
+        <w:trPr>
+          <w:cantSplit/>
+          <w:tblHeader/>
+        </w:trPr>
         <w:tc>
           <w:tcPr>
             <w:tcW w:type="dxa" w:w="3120"/>
             <w:shd w:fill="E9E5DC"/>
           </w:tcPr>
           <w:p>
+            <w:pPr>
+              <w:spacing w:after="0"/>
+            </w:pPr>
             <w:r>
+              <w:rPr>
+                <w:sz w:val="18"/>
+              </w:rPr>
               <w:t>Файл</w:t>
             </w:r>
           </w:p>
@@ -103,7 +113,13 @@
             <w:shd w:fill="E9E5DC"/>
           </w:tcPr>
           <w:p>
+            <w:pPr>
+              <w:spacing w:after="0"/>
+            </w:pPr>
             <w:r>
+              <w:rPr>
+                <w:sz w:val="18"/>
+              </w:rPr>
               <w:t>Когда использовать</w:t>
             </w:r>
           </w:p>
@@ -114,19 +130,34 @@
             <w:shd w:fill="E9E5DC"/>
           </w:tcPr>
           <w:p>
+            <w:pPr>
+              <w:spacing w:after="0"/>
+            </w:pPr>
             <w:r>
+              <w:rPr>
+                <w:sz w:val="18"/>
+              </w:rPr>
               <w:t>Результат</w:t>
             </w:r>
           </w:p>
         </w:tc>
       </w:tr>
       <w:tr>
+        <w:trPr>
+          <w:cantSplit/>
+        </w:trPr>
         <w:tc>
           <w:tcPr>
             <w:tcW w:type="dxa" w:w="3120"/>
           </w:tcPr>
           <w:p>
+            <w:pPr>
+              <w:spacing w:after="0"/>
+            </w:pPr>
             <w:r>
+              <w:rPr>
+                <w:sz w:val="18"/>
+              </w:rPr>
               <w:t>01-ks-2.docx</w:t>
             </w:r>
           </w:p>
@@ -136,8 +167,14 @@
             <w:tcW w:type="dxa" w:w="3120"/>
           </w:tcPr>
           <w:p>
+            <w:pPr>
+              <w:spacing w:after="0"/>
+            </w:pPr>
             <w:r>
-              <w:t>Для оформления позиции, уведомления или соглашения</w:t>
+              <w:rPr>
+                <w:sz w:val="18"/>
+              </w:rPr>
+              <w:t>При оформлении объёмов работ</w:t>
             </w:r>
           </w:p>
         </w:tc>
@@ -146,19 +183,34 @@
             <w:tcW w:type="dxa" w:w="3120"/>
           </w:tcPr>
           <w:p>
+            <w:pPr>
+              <w:spacing w:after="0"/>
+            </w:pPr>
             <w:r>
-              <w:t>Заполненный документ/реестр с ответственным и датой</w:t>
+              <w:rPr>
+                <w:sz w:val="18"/>
+              </w:rPr>
+              <w:t>Проект КС-2 с проверенными объёмами</w:t>
             </w:r>
           </w:p>
         </w:tc>
       </w:tr>
       <w:tr>
+        <w:trPr>
+          <w:cantSplit/>
+        </w:trPr>
         <w:tc>
           <w:tcPr>
             <w:tcW w:type="dxa" w:w="3120"/>
           </w:tcPr>
           <w:p>
+            <w:pPr>
+              <w:spacing w:after="0"/>
+            </w:pPr>
             <w:r>
+              <w:rPr>
+                <w:sz w:val="18"/>
+              </w:rPr>
               <w:t>02-ks-3.docx</w:t>
             </w:r>
           </w:p>
@@ -168,8 +220,14 @@
             <w:tcW w:type="dxa" w:w="3120"/>
           </w:tcPr>
           <w:p>
+            <w:pPr>
+              <w:spacing w:after="0"/>
+            </w:pPr>
             <w:r>
-              <w:t>Для оформления позиции, уведомления или соглашения</w:t>
+              <w:rPr>
+                <w:sz w:val="18"/>
+              </w:rPr>
+              <w:t>При своде стоимости по КС-2</w:t>
             </w:r>
           </w:p>
         </w:tc>
@@ -178,19 +236,34 @@
             <w:tcW w:type="dxa" w:w="3120"/>
           </w:tcPr>
           <w:p>
+            <w:pPr>
+              <w:spacing w:after="0"/>
+            </w:pPr>
             <w:r>
-              <w:t>Заполненный документ/реестр с ответственным и датой</w:t>
+              <w:rPr>
+                <w:sz w:val="18"/>
+              </w:rPr>
+              <w:t>Проект КС-3 с проверенной суммой</w:t>
             </w:r>
           </w:p>
         </w:tc>
       </w:tr>
       <w:tr>
+        <w:trPr>
+          <w:cantSplit/>
+        </w:trPr>
         <w:tc>
           <w:tcPr>
             <w:tcW w:type="dxa" w:w="3120"/>
           </w:tcPr>
           <w:p>
+            <w:pPr>
+              <w:spacing w:after="0"/>
+            </w:pPr>
             <w:r>
+              <w:rPr>
+                <w:sz w:val="18"/>
+              </w:rPr>
               <w:t>03-akt-vypolnennyh-rabot.docx</w:t>
             </w:r>
           </w:p>
@@ -200,8 +273,14 @@
             <w:tcW w:type="dxa" w:w="3120"/>
           </w:tcPr>
           <w:p>
+            <w:pPr>
+              <w:spacing w:after="0"/>
+            </w:pPr>
             <w:r>
-              <w:t>Для оформления позиции, уведомления или соглашения</w:t>
+              <w:rPr>
+                <w:sz w:val="18"/>
+              </w:rPr>
+              <w:t>Для фиксации выполненных работ</w:t>
             </w:r>
           </w:p>
         </w:tc>
@@ -210,19 +289,34 @@
             <w:tcW w:type="dxa" w:w="3120"/>
           </w:tcPr>
           <w:p>
+            <w:pPr>
+              <w:spacing w:after="0"/>
+            </w:pPr>
             <w:r>
-              <w:t>Заполненный документ/реестр с ответственным и датой</w:t>
+              <w:rPr>
+                <w:sz w:val="18"/>
+              </w:rPr>
+              <w:t>Акт с датой и подписями</w:t>
             </w:r>
           </w:p>
         </w:tc>
       </w:tr>
       <w:tr>
+        <w:trPr>
+          <w:cantSplit/>
+        </w:trPr>
         <w:tc>
           <w:tcPr>
             <w:tcW w:type="dxa" w:w="3120"/>
           </w:tcPr>
           <w:p>
+            <w:pPr>
+              <w:spacing w:after="0"/>
+            </w:pPr>
             <w:r>
+              <w:rPr>
+                <w:sz w:val="18"/>
+              </w:rPr>
               <w:t>04-akt-priemki.docx</w:t>
             </w:r>
           </w:p>
@@ -232,8 +326,14 @@
             <w:tcW w:type="dxa" w:w="3120"/>
           </w:tcPr>
           <w:p>
+            <w:pPr>
+              <w:spacing w:after="0"/>
+            </w:pPr>
             <w:r>
-              <w:t>Для оформления позиции, уведомления или соглашения</w:t>
+              <w:rPr>
+                <w:sz w:val="18"/>
+              </w:rPr>
+              <w:t>При согласовании результата работ</w:t>
             </w:r>
           </w:p>
         </w:tc>
@@ -242,19 +342,34 @@
             <w:tcW w:type="dxa" w:w="3120"/>
           </w:tcPr>
           <w:p>
+            <w:pPr>
+              <w:spacing w:after="0"/>
+            </w:pPr>
             <w:r>
-              <w:t>Заполненный документ/реестр с ответственным и датой</w:t>
+              <w:rPr>
+                <w:sz w:val="18"/>
+              </w:rPr>
+              <w:t>Акт приёмки с замечаниями или подписями</w:t>
             </w:r>
           </w:p>
         </w:tc>
       </w:tr>
       <w:tr>
+        <w:trPr>
+          <w:cantSplit/>
+        </w:trPr>
         <w:tc>
           <w:tcPr>
             <w:tcW w:type="dxa" w:w="3120"/>
           </w:tcPr>
           <w:p>
+            <w:pPr>
+              <w:spacing w:after="0"/>
+            </w:pPr>
             <w:r>
+              <w:rPr>
+                <w:sz w:val="18"/>
+              </w:rPr>
               <w:t>05-peredatochnyy-akt.docx</w:t>
             </w:r>
           </w:p>
@@ -264,8 +379,14 @@
             <w:tcW w:type="dxa" w:w="3120"/>
           </w:tcPr>
           <w:p>
+            <w:pPr>
+              <w:spacing w:after="0"/>
+            </w:pPr>
             <w:r>
-              <w:t>Для оформления позиции, уведомления или соглашения</w:t>
+              <w:rPr>
+                <w:sz w:val="18"/>
+              </w:rPr>
+              <w:t>При передаче пакета заказчику</w:t>
             </w:r>
           </w:p>
         </w:tc>
@@ -274,19 +395,34 @@
             <w:tcW w:type="dxa" w:w="3120"/>
           </w:tcPr>
           <w:p>
+            <w:pPr>
+              <w:spacing w:after="0"/>
+            </w:pPr>
             <w:r>
-              <w:t>Заполненный документ/реестр с ответственным и датой</w:t>
+              <w:rPr>
+                <w:sz w:val="18"/>
+              </w:rPr>
+              <w:t>Состав переданного и подтверждение вручения</w:t>
             </w:r>
           </w:p>
         </w:tc>
       </w:tr>
       <w:tr>
+        <w:trPr>
+          <w:cantSplit/>
+        </w:trPr>
         <w:tc>
           <w:tcPr>
             <w:tcW w:type="dxa" w:w="3120"/>
           </w:tcPr>
           <w:p>
+            <w:pPr>
+              <w:spacing w:after="0"/>
+            </w:pPr>
             <w:r>
+              <w:rPr>
+                <w:sz w:val="18"/>
+              </w:rPr>
               <w:t>06-zhurnal-obemov.xlsx</w:t>
             </w:r>
           </w:p>
@@ -296,8 +432,14 @@
             <w:tcW w:type="dxa" w:w="3120"/>
           </w:tcPr>
           <w:p>
+            <w:pPr>
+              <w:spacing w:after="0"/>
+            </w:pPr>
             <w:r>
-              <w:t>Для постоянного контроля статуса, сумм и сроков</w:t>
+              <w:rPr>
+                <w:sz w:val="18"/>
+              </w:rPr>
+              <w:t>Для фиксации выполненных объёмов</w:t>
             </w:r>
           </w:p>
         </w:tc>
@@ -306,19 +448,34 @@
             <w:tcW w:type="dxa" w:w="3120"/>
           </w:tcPr>
           <w:p>
+            <w:pPr>
+              <w:spacing w:after="0"/>
+            </w:pPr>
             <w:r>
-              <w:t>Заполненный документ/реестр с ответственным и датой</w:t>
+              <w:rPr>
+                <w:sz w:val="18"/>
+              </w:rPr>
+              <w:t>Журнал и ссылки на доказательства</w:t>
             </w:r>
           </w:p>
         </w:tc>
       </w:tr>
       <w:tr>
+        <w:trPr>
+          <w:cantSplit/>
+        </w:trPr>
         <w:tc>
           <w:tcPr>
             <w:tcW w:type="dxa" w:w="3120"/>
           </w:tcPr>
           <w:p>
+            <w:pPr>
+              <w:spacing w:after="0"/>
+            </w:pPr>
             <w:r>
+              <w:rPr>
+                <w:sz w:val="18"/>
+              </w:rPr>
               <w:t>07-reestr-zamechaniy.xlsx</w:t>
             </w:r>
           </w:p>
@@ -328,8 +485,14 @@
             <w:tcW w:type="dxa" w:w="3120"/>
           </w:tcPr>
           <w:p>
+            <w:pPr>
+              <w:spacing w:after="0"/>
+            </w:pPr>
             <w:r>
-              <w:t>Для постоянного контроля статуса, сумм и сроков</w:t>
+              <w:rPr>
+                <w:sz w:val="18"/>
+              </w:rPr>
+              <w:t>Для учёта и закрытия замечаний</w:t>
             </w:r>
           </w:p>
         </w:tc>
@@ -338,19 +501,34 @@
             <w:tcW w:type="dxa" w:w="3120"/>
           </w:tcPr>
           <w:p>
+            <w:pPr>
+              <w:spacing w:after="0"/>
+            </w:pPr>
             <w:r>
-              <w:t>Заполненный документ/реестр с ответственным и датой</w:t>
+              <w:rPr>
+                <w:sz w:val="18"/>
+              </w:rPr>
+              <w:t>Статусы, сроки и доказательства закрытия</w:t>
             </w:r>
           </w:p>
         </w:tc>
       </w:tr>
       <w:tr>
+        <w:trPr>
+          <w:cantSplit/>
+        </w:trPr>
         <w:tc>
           <w:tcPr>
             <w:tcW w:type="dxa" w:w="3120"/>
           </w:tcPr>
           <w:p>
+            <w:pPr>
+              <w:spacing w:after="0"/>
+            </w:pPr>
             <w:r>
+              <w:rPr>
+                <w:sz w:val="18"/>
+              </w:rPr>
               <w:t>08-reestr-peredachi.xlsx</w:t>
             </w:r>
           </w:p>
@@ -360,8 +538,14 @@
             <w:tcW w:type="dxa" w:w="3120"/>
           </w:tcPr>
           <w:p>
+            <w:pPr>
+              <w:spacing w:after="0"/>
+            </w:pPr>
             <w:r>
-              <w:t>Для постоянного контроля статуса, сумм и сроков</w:t>
+              <w:rPr>
+                <w:sz w:val="18"/>
+              </w:rPr>
+              <w:t>Для фиксации состава и передачи</w:t>
             </w:r>
           </w:p>
         </w:tc>
@@ -370,19 +554,34 @@
             <w:tcW w:type="dxa" w:w="3120"/>
           </w:tcPr>
           <w:p>
+            <w:pPr>
+              <w:spacing w:after="0"/>
+            </w:pPr>
             <w:r>
-              <w:t>Заполненный документ/реестр с ответственным и датой</w:t>
+              <w:rPr>
+                <w:sz w:val="18"/>
+              </w:rPr>
+              <w:t>Дата, канал, получатель и подтверждение</w:t>
             </w:r>
           </w:p>
         </w:tc>
       </w:tr>
       <w:tr>
+        <w:trPr>
+          <w:cantSplit/>
+        </w:trPr>
         <w:tc>
           <w:tcPr>
             <w:tcW w:type="dxa" w:w="3120"/>
           </w:tcPr>
           <w:p>
+            <w:pPr>
+              <w:spacing w:after="0"/>
+            </w:pPr>
             <w:r>
+              <w:rPr>
+                <w:sz w:val="18"/>
+              </w:rPr>
               <w:t>09-checklist-peredachi.pdf</w:t>
             </w:r>
           </w:p>
@@ -392,8 +591,14 @@
             <w:tcW w:type="dxa" w:w="3120"/>
           </w:tcPr>
           <w:p>
+            <w:pPr>
+              <w:spacing w:after="0"/>
+            </w:pPr>
             <w:r>
-              <w:t>Для быстрой проверки последовательности действий</w:t>
+              <w:rPr>
+                <w:sz w:val="18"/>
+              </w:rPr>
+              <w:t>Перед передачей комплекта</w:t>
             </w:r>
           </w:p>
         </w:tc>
@@ -402,19 +607,34 @@
             <w:tcW w:type="dxa" w:w="3120"/>
           </w:tcPr>
           <w:p>
+            <w:pPr>
+              <w:spacing w:after="0"/>
+            </w:pPr>
             <w:r>
-              <w:t>Заполненный документ/реестр с ответственным и датой</w:t>
+              <w:rPr>
+                <w:sz w:val="18"/>
+              </w:rPr>
+              <w:t>Отмеченные проверки и пробелы</w:t>
             </w:r>
           </w:p>
         </w:tc>
       </w:tr>
       <w:tr>
+        <w:trPr>
+          <w:cantSplit/>
+        </w:trPr>
         <w:tc>
           <w:tcPr>
             <w:tcW w:type="dxa" w:w="3120"/>
           </w:tcPr>
           <w:p>
+            <w:pPr>
+              <w:spacing w:after="0"/>
+            </w:pPr>
             <w:r>
+              <w:rPr>
+                <w:sz w:val="18"/>
+              </w:rPr>
               <w:t>10-sroki-hraneniya.pdf</w:t>
             </w:r>
           </w:p>
@@ -424,8 +644,14 @@
             <w:tcW w:type="dxa" w:w="3120"/>
           </w:tcPr>
           <w:p>
+            <w:pPr>
+              <w:spacing w:after="0"/>
+            </w:pPr>
             <w:r>
-              <w:t>Для быстрой проверки последовательности действий</w:t>
+              <w:rPr>
+                <w:sz w:val="18"/>
+              </w:rPr>
+              <w:t>Для организации хранения и подтверждений передачи</w:t>
             </w:r>
           </w:p>
         </w:tc>
@@ -434,8 +660,332 @@
             <w:tcW w:type="dxa" w:w="3120"/>
           </w:tcPr>
           <w:p>
+            <w:pPr>
+              <w:spacing w:after="0"/>
+            </w:pPr>
             <w:r>
-              <w:t>Заполненный документ/реестр с ответственным и датой</w:t>
+              <w:rPr>
+                <w:sz w:val="18"/>
+              </w:rPr>
+              <w:t>Определены правила хранения по виду документов</w:t>
+            </w:r>
+          </w:p>
+        </w:tc>
+      </w:tr>
+      <w:tr>
+        <w:trPr>
+          <w:cantSplit/>
+        </w:trPr>
+        <w:tc>
+          <w:tcPr>
+            <w:tcW w:type="dxa" w:w="3120"/>
+          </w:tcPr>
+          <w:p>
+            <w:pPr>
+              <w:spacing w:after="0"/>
+            </w:pPr>
+            <w:r>
+              <w:rPr>
+                <w:sz w:val="18"/>
+              </w:rPr>
+              <w:t>11-slovar-poley.docx</w:t>
+            </w:r>
+          </w:p>
+        </w:tc>
+        <w:tc>
+          <w:tcPr>
+            <w:tcW w:type="dxa" w:w="3120"/>
+          </w:tcPr>
+          <w:p>
+            <w:pPr>
+              <w:spacing w:after="0"/>
+            </w:pPr>
+            <w:r>
+              <w:rPr>
+                <w:sz w:val="18"/>
+              </w:rPr>
+              <w:t>Перед заполнением шаблонов: значения полей и источники данных</w:t>
+            </w:r>
+          </w:p>
+        </w:tc>
+        <w:tc>
+          <w:tcPr>
+            <w:tcW w:type="dxa" w:w="3120"/>
+          </w:tcPr>
+          <w:p>
+            <w:pPr>
+              <w:spacing w:after="0"/>
+            </w:pPr>
+            <w:r>
+              <w:rPr>
+                <w:sz w:val="18"/>
+              </w:rPr>
+              <w:t>Проверены исходные данные для заполнения</w:t>
+            </w:r>
+          </w:p>
+        </w:tc>
+      </w:tr>
+      <w:tr>
+        <w:trPr>
+          <w:cantSplit/>
+        </w:trPr>
+        <w:tc>
+          <w:tcPr>
+            <w:tcW w:type="dxa" w:w="3120"/>
+          </w:tcPr>
+          <w:p>
+            <w:pPr>
+              <w:spacing w:after="0"/>
+            </w:pPr>
+            <w:r>
+              <w:rPr>
+                <w:sz w:val="18"/>
+              </w:rPr>
+              <w:t>12-pretenziya-na-neoplatu-po-ks-2.docx</w:t>
+            </w:r>
+          </w:p>
+        </w:tc>
+        <w:tc>
+          <w:tcPr>
+            <w:tcW w:type="dxa" w:w="3120"/>
+          </w:tcPr>
+          <w:p>
+            <w:pPr>
+              <w:spacing w:after="0"/>
+            </w:pPr>
+            <w:r>
+              <w:rPr>
+                <w:sz w:val="18"/>
+              </w:rPr>
+              <w:t>После проверки приёмки, срока оплаты и претензионного порядка</w:t>
+            </w:r>
+          </w:p>
+        </w:tc>
+        <w:tc>
+          <w:tcPr>
+            <w:tcW w:type="dxa" w:w="3120"/>
+          </w:tcPr>
+          <w:p>
+            <w:pPr>
+              <w:spacing w:after="0"/>
+            </w:pPr>
+            <w:r>
+              <w:rPr>
+                <w:sz w:val="18"/>
+              </w:rPr>
+              <w:t>Адаптированная претензия с приложениями</w:t>
+            </w:r>
+          </w:p>
+        </w:tc>
+      </w:tr>
+      <w:tr>
+        <w:trPr>
+          <w:cantSplit/>
+        </w:trPr>
+        <w:tc>
+          <w:tcPr>
+            <w:tcW w:type="dxa" w:w="3120"/>
+          </w:tcPr>
+          <w:p>
+            <w:pPr>
+              <w:spacing w:after="0"/>
+            </w:pPr>
+            <w:r>
+              <w:rPr>
+                <w:sz w:val="18"/>
+              </w:rPr>
+              <w:t>13-uvedomlenie-o-prosrochke-oplaty.docx</w:t>
+            </w:r>
+          </w:p>
+        </w:tc>
+        <w:tc>
+          <w:tcPr>
+            <w:tcW w:type="dxa" w:w="3120"/>
+          </w:tcPr>
+          <w:p>
+            <w:pPr>
+              <w:spacing w:after="0"/>
+            </w:pPr>
+            <w:r>
+              <w:rPr>
+                <w:sz w:val="18"/>
+              </w:rPr>
+              <w:t>При наступлении просрочки оплаты по договору</w:t>
+            </w:r>
+          </w:p>
+        </w:tc>
+        <w:tc>
+          <w:tcPr>
+            <w:tcW w:type="dxa" w:w="3120"/>
+          </w:tcPr>
+          <w:p>
+            <w:pPr>
+              <w:spacing w:after="0"/>
+            </w:pPr>
+            <w:r>
+              <w:rPr>
+                <w:sz w:val="18"/>
+              </w:rPr>
+              <w:t>Адаптированное уведомление и доказательство отправки</w:t>
+            </w:r>
+          </w:p>
+        </w:tc>
+      </w:tr>
+      <w:tr>
+        <w:trPr>
+          <w:cantSplit/>
+        </w:trPr>
+        <w:tc>
+          <w:tcPr>
+            <w:tcW w:type="dxa" w:w="3120"/>
+          </w:tcPr>
+          <w:p>
+            <w:pPr>
+              <w:spacing w:after="0"/>
+            </w:pPr>
+            <w:r>
+              <w:rPr>
+                <w:sz w:val="18"/>
+              </w:rPr>
+              <w:t>14-raschet-procentov-395-gk.xlsx</w:t>
+            </w:r>
+          </w:p>
+        </w:tc>
+        <w:tc>
+          <w:tcPr>
+            <w:tcW w:type="dxa" w:w="3120"/>
+          </w:tcPr>
+          <w:p>
+            <w:pPr>
+              <w:spacing w:after="0"/>
+            </w:pPr>
+            <w:r>
+              <w:rPr>
+                <w:sz w:val="18"/>
+              </w:rPr>
+              <w:t>Для расчёта процентов по ст. 395 ГК РФ по периодам</w:t>
+            </w:r>
+          </w:p>
+        </w:tc>
+        <w:tc>
+          <w:tcPr>
+            <w:tcW w:type="dxa" w:w="3120"/>
+          </w:tcPr>
+          <w:p>
+            <w:pPr>
+              <w:spacing w:after="0"/>
+            </w:pPr>
+            <w:r>
+              <w:rPr>
+                <w:sz w:val="18"/>
+              </w:rPr>
+              <w:t>Проверенный расчёт с исходными данными</w:t>
+            </w:r>
+          </w:p>
+        </w:tc>
+      </w:tr>
+      <w:tr>
+        <w:trPr>
+          <w:cantSplit/>
+        </w:trPr>
+        <w:tc>
+          <w:tcPr>
+            <w:tcW w:type="dxa" w:w="3120"/>
+          </w:tcPr>
+          <w:p>
+            <w:pPr>
+              <w:spacing w:after="0"/>
+            </w:pPr>
+            <w:r>
+              <w:rPr>
+                <w:sz w:val="18"/>
+              </w:rPr>
+              <w:t>15-algoritm-pri-zaderzhke-oplaty.docx</w:t>
+            </w:r>
+          </w:p>
+        </w:tc>
+        <w:tc>
+          <w:tcPr>
+            <w:tcW w:type="dxa" w:w="3120"/>
+          </w:tcPr>
+          <w:p>
+            <w:pPr>
+              <w:spacing w:after="0"/>
+            </w:pPr>
+            <w:r>
+              <w:rPr>
+                <w:sz w:val="18"/>
+              </w:rPr>
+              <w:t>Для выбора следующего шага при задержке оплаты</w:t>
+            </w:r>
+          </w:p>
+        </w:tc>
+        <w:tc>
+          <w:tcPr>
+            <w:tcW w:type="dxa" w:w="3120"/>
+          </w:tcPr>
+          <w:p>
+            <w:pPr>
+              <w:spacing w:after="0"/>
+            </w:pPr>
+            <w:r>
+              <w:rPr>
+                <w:sz w:val="18"/>
+              </w:rPr>
+              <w:t>План действий и контроль сроков</w:t>
+            </w:r>
+          </w:p>
+        </w:tc>
+      </w:tr>
+      <w:tr>
+        <w:trPr>
+          <w:cantSplit/>
+        </w:trPr>
+        <w:tc>
+          <w:tcPr>
+            <w:tcW w:type="dxa" w:w="3120"/>
+          </w:tcPr>
+          <w:p>
+            <w:pPr>
+              <w:spacing w:after="0"/>
+            </w:pPr>
+            <w:r>
+              <w:rPr>
+                <w:sz w:val="18"/>
+              </w:rPr>
+              <w:t>16-iskovoe-zayavlenie-o-vzyskanii.docx</w:t>
+            </w:r>
+          </w:p>
+        </w:tc>
+        <w:tc>
+          <w:tcPr>
+            <w:tcW w:type="dxa" w:w="3120"/>
+          </w:tcPr>
+          <w:p>
+            <w:pPr>
+              <w:spacing w:after="0"/>
+            </w:pPr>
+            <w:r>
+              <w:rPr>
+                <w:sz w:val="18"/>
+              </w:rPr>
+              <w:t>Перед подготовкой обращения в арбитражный суд</w:t>
+            </w:r>
+          </w:p>
+        </w:tc>
+        <w:tc>
+          <w:tcPr>
+            <w:tcW w:type="dxa" w:w="3120"/>
+          </w:tcPr>
+          <w:p>
+            <w:pPr>
+              <w:spacing w:after="0"/>
+            </w:pPr>
+            <w:r>
+              <w:rPr>
+                <w:sz w:val="18"/>
+              </w:rPr>
+              <w:t>Адаптированный проект иска и список приложений</w:t>
             </w:r>
           </w:p>
         </w:tc>
@@ -491,6 +1041,14 @@
     </w:p>
     <w:p>
       <w:pPr>
+        <w:pStyle w:val="ListBullet"/>
+      </w:pPr>
+      <w:r>
+        <w:t>Сверьте правовые нормы на дату использования: исходная проверка расширения проведена 16.08.2026; ставки, сроки и реквизиты уточняйте по делу.</w:t>
+      </w:r>
+    </w:p>
+    <w:p>
+      <w:pPr>
         <w:pStyle w:val="Heading1"/>
       </w:pPr>
       <w:r>
@@ -540,7 +1098,7 @@
         <w:color w:val="787878"/>
         <w:sz w:val="16"/>
       </w:rPr>
-      <w:t>Инструкция — Закрытие работ  •  версия 21.07.2026  •  marzhavbetone.ru</w:t>
+      <w:t>Инструкция — Закрытие работ  •  редакция 08.10.2026  •  marzhavbetone.ru</w:t>
     </w:r>
   </w:p>
 </w:ftr>
@@ -997,7 +1555,7 @@
       <w:rFonts w:asciiTheme="majorHAnsi" w:eastAsiaTheme="majorEastAsia" w:hAnsiTheme="majorHAnsi" w:cstheme="majorBidi" w:ascii="Arial" w:hAnsi="Arial"/>
       <w:b/>
       <w:bCs/>
-      <w:color w:val="2E74B5"/>
+      <w:color w:val="34383B"/>
       <w:sz w:val="32"/>
       <w:szCs w:val="28"/>
     </w:rPr>
@@ -1021,7 +1579,7 @@
       <w:rFonts w:asciiTheme="majorHAnsi" w:eastAsiaTheme="majorEastAsia" w:hAnsiTheme="majorHAnsi" w:cstheme="majorBidi" w:ascii="Arial" w:hAnsi="Arial"/>
       <w:b/>
       <w:bCs/>
-      <w:color w:val="2E74B5"/>
+      <w:color w:val="34383B"/>
       <w:sz w:val="26"/>
       <w:szCs w:val="26"/>
     </w:rPr>
@@ -1277,7 +1835,7 @@
     <w:rsid w:val="00FC693F"/>
     <w:pPr>
       <w:pBdr>
-        <w:bottom w:val="single" w:sz="8" w:space="4" w:color="4F81BD" w:themeColor="accent1"/>
+        <w:bottom w:val="single" w:sz="8" w:space="4" w:color="B49A65"/>
       </w:pBdr>
       <w:spacing w:after="240" w:line="240" w:lineRule="auto" w:before="0"/>
       <w:contextualSpacing/>

--- a/products-storage/04-polnyy-komplekt-pto/01-30-bazovye-pakety/01-zakrytie-rabot/00-INSTRUKCIYA.docx
+++ b/products-storage/04-polnyy-komplekt-pto/01-30-bazovye-pakety/01-zakrytie-rabot/00-INSTRUKCIYA.docx
@@ -1044,7 +1044,7 @@
         <w:pStyle w:val="ListBullet"/>
       </w:pPr>
       <w:r>
-        <w:t>Сверьте правовые нормы на дату использования: исходная проверка расширения проведена 16.08.2026; ставки, сроки и реквизиты уточняйте по делу.</w:t>
+        <w:t>Сверьте правовые нормы и реквизиты на дату использования; ставки, сроки и порядок берите из источников, указанных в соответствующем файле.</w:t>
       </w:r>
     </w:p>
     <w:p>
@@ -1070,7 +1070,7 @@
     </w:p>
     <w:p>
       <w:r>
-        <w:t>Пакет внедрён, когда по каждому объёму видны: основание, факт выполнения, комплект доказательств, дата передачи, статус замечаний, сумма и контрольная дата оплаты.</w:t>
+        <w:t>Пакет внедрён, когда по каждому объёму зафиксированы основание, факт выполнения и доказательства в журнале 06, суммы согласованы в формах 01–03, состав и передача отмечены в 05 и 08, замечания отражены в 07. Срок оплаты берите из договора и проверяйте по словарю 11. Частичные оплаты сверяйте с банковскими выписками перед расчётом в 14.</w:t>
       </w:r>
     </w:p>
     <w:sectPr>

--- a/products-storage/04-polnyy-komplekt-pto/01-30-bazovye-pakety/01-zakrytie-rabot/00-INSTRUKCIYA.docx
+++ b/products-storage/04-polnyy-komplekt-pto/01-30-bazovye-pakety/01-zakrytie-rabot/00-INSTRUKCIYA.docx
@@ -1004,7 +1004,7 @@
         <w:pStyle w:val="ListBullet"/>
       </w:pPr>
       <w:r>
-        <w:t>Не отправляйте документ с квадратными скобками и подсказками.</w:t>
+        <w:t>Заполните поля в квадратных и двойных фигурных скобках, затем удалите обозначения полей и подсказки. Не отправляйте незаполненный шаблон.</w:t>
       </w:r>
     </w:p>
     <w:p>

--- a/products-storage/04-polnyy-komplekt-pto/01-30-bazovye-pakety/01-zakrytie-rabot/00-INSTRUKCIYA.docx
+++ b/products-storage/04-polnyy-komplekt-pto/01-30-bazovye-pakety/01-zakrytie-rabot/00-INSTRUKCIYA.docx
@@ -697,14 +697,8 @@
             <w:tcW w:type="dxa" w:w="3120"/>
           </w:tcPr>
           <w:p>
-            <w:pPr>
-              <w:spacing w:after="0"/>
-            </w:pPr>
             <w:r>
-              <w:rPr>
-                <w:sz w:val="18"/>
-              </w:rPr>
-              <w:t>Перед заполнением шаблонов: значения полей и источники данных</w:t>
+              <w:t>Для заполнения форм: значения полей и источники данных</w:t>
             </w:r>
           </w:p>
         </w:tc>
@@ -1004,7 +998,7 @@
         <w:pStyle w:val="ListBullet"/>
       </w:pPr>
       <w:r>
-        <w:t>Заполните поля в квадратных и двойных фигурных скобках, затем удалите обозначения полей и подсказки. Не отправляйте незаполненный шаблон.</w:t>
+        <w:t>Заполните поля в квадратных и двойных фигурных скобках, затем удалите обозначения полей и подсказки. Проверьте заполненную форму перед отправкой.</w:t>
       </w:r>
     </w:p>
     <w:p>
@@ -1116,7 +1110,7 @@
         <w:color w:val="646464"/>
         <w:sz w:val="16"/>
       </w:rPr>
-      <w:t>МАРЖА В БЕТОНЕ  /  РАБОЧИЙ ШАБЛОН</w:t>
+      <w:t>МАРЖА В БЕТОНЕ  /  ФОРМЫ И ПОРЯДОК</w:t>
     </w:r>
   </w:p>
 </w:hdr>

--- a/products-storage/04-polnyy-komplekt-pto/01-30-bazovye-pakety/01-zakrytie-rabot/00-INSTRUKCIYA.docx
+++ b/products-storage/04-polnyy-komplekt-pto/01-30-bazovye-pakety/01-zakrytie-rabot/00-INSTRUKCIYA.docx
@@ -1030,7 +1030,7 @@
         <w:pStyle w:val="ListBullet"/>
       </w:pPr>
       <w:r>
-        <w:t>Спорные юридические формулировки согласуйте с профильным специалистом.</w:t>
+        <w:t>Сопоставьте формулировки с условиями договора и подтверждающими документами объекта.</w:t>
       </w:r>
     </w:p>
     <w:p>

--- a/products-storage/04-polnyy-komplekt-pto/01-30-bazovye-pakety/01-zakrytie-rabot/00-INSTRUKCIYA.docx
+++ b/products-storage/04-polnyy-komplekt-pto/01-30-bazovye-pakety/01-zakrytie-rabot/00-INSTRUKCIYA.docx
@@ -1067,6 +1067,36 @@
         <w:t>Пакет внедрён, когда по каждому объёму зафиксированы основание, факт выполнения и доказательства в журнале 06, суммы согласованы в формах 01–03, состав и передача отмечены в 05 и 08, замечания отражены в 07. Срок оплаты берите из договора и проверяйте по словарю 11. Частичные оплаты сверяйте с банковскими выписками перед расчётом в 14.</w:t>
       </w:r>
     </w:p>
+    <w:p>
+      <w:pPr>
+        <w:pStyle w:val="Heading2"/>
+      </w:pPr>
+      <w:r>
+        <w:rPr>
+          <w:color w:val="000000"/>
+          <w:sz w:val="20"/>
+        </w:rPr>
+        <w:t>Происхождение и применение форм</w:t>
+      </w:r>
+    </w:p>
+    <w:p>
+      <w:pPr/>
+      <w:r>
+        <w:t>Файлы 01 и 02 воспроизводят реквизиты и структуру унифицированных форм № КС-2 (ОКУД 0322005) и № КС-3 (ОКУД 0322001), утвержденных постановлением Госкомстата России от 11.11.1999 № 100. Перед применением сверьте форму с договором и принятой учетной политикой. Унифицированные формы первичных документов в общем случае не являются обязательными с 2013 года; конкретные требования договора и законодательства для вашего случая проверяются отдельно.</w:t>
+      </w:r>
+    </w:p>
+    <w:p>
+      <w:pPr/>
+      <w:r>
+        <w:t>КС-2 содержит восемь граф, включая отдельные номер позиции сметы и номер единичной расценки. КС-3 содержит шесть граф, включая код, суммы с начала работ и года и за отчетный период. Заполните реквизиты участников, расчетные суммы, ОКПО и подписи. Если поле не относится к вашей ситуации, отразите это в порядке, согласованном сторонами; не удаляйте графы без согласования.</w:t>
+      </w:r>
+    </w:p>
+    <w:p>
+      <w:pPr/>
+      <w:r>
+        <w:t>Операционный журнал 06 служит сверке объема и доказательств; он не является унифицированной формой КС-6а. Файлы 03–05 и 07–16 — рабочие и договорные документы комплекта, а не формы, утвержденные Госкомстатом или Минстроем. Если договор требует другую форму или специальный порядок приемки, применяйте его. Источник КС-2 и КС-3: https://www.consultant.ru/document/cons_doc_LAW_26303/ .</w:t>
+      </w:r>
+    </w:p>
     <w:sectPr>
       <w:headerReference w:type="default" r:id="rId9"/>
       <w:footerReference w:type="default" r:id="rId10"/>
